--- a/02 The (Un)Productive Food Truck/Food Truck Lesson Plan.docx
+++ b/02 The (Un)Productive Food Truck/Food Truck Lesson Plan.docx
@@ -2237,7 +2237,7 @@
   <w:abstractNum w:abstractNumId="8" w15:restartNumberingAfterBreak="0">
     <w:nsid w:val="FFFFFF89"/>
     <w:multiLevelType w:val="singleLevel"/>
-    <w:tmpl w:val="E3ACEFC2"/>
+    <w:tmpl w:val="8D0C9AF4"/>
     <w:lvl w:ilvl="0">
       <w:start w:val="1"/>
       <w:numFmt w:val="bullet"/>
@@ -14106,16 +14106,4 @@
   </a:objectDefaults>
   <a:extraClrSchemeLst/>
 </a:theme>
-</file>
-
-<file path=customXml/item1.xml><?xml version="1.0" encoding="utf-8"?>
-<b:Sources xmlns:b="http://schemas.openxmlformats.org/officeDocument/2006/bibliography" xmlns="http://schemas.openxmlformats.org/officeDocument/2006/bibliography" SelectedStyle="\apa.xsl" StyleName="APA" Version="6"/>
-</file>
-
-<file path=customXml/itemProps1.xml><?xml version="1.0" encoding="utf-8"?>
-<ds:datastoreItem xmlns:ds="http://schemas.openxmlformats.org/officeDocument/2006/customXml" ds:itemID="{BF7F3C9C-4990-449A-9EA8-790F387B0C84}">
-  <ds:schemaRefs>
-    <ds:schemaRef ds:uri="http://schemas.openxmlformats.org/officeDocument/2006/bibliography"/>
-  </ds:schemaRefs>
-</ds:datastoreItem>
 </file>